--- a/docs/3_Design_Specification.docx
+++ b/docs/3_Design_Specification.docx
@@ -17,7 +17,7 @@
           <w:b/>
           <w:sz w:val="32"/>
         </w:rPr>
-        <w:t>SCHOOL MANAGEMENT SYSTEM FOR KYAMATU PRIMARY SCHOOL</w:t>
+        <w:t>SCHOOL MANAGEMENT SYSTEM FOR MATUNDU PRIMARY SCHOOL</w:t>
       </w:r>
     </w:p>
     <w:p/>
